--- a/03TechnologiesOfProgramming/lab05/Lab05_Report_Kiryushin.docx
+++ b/03TechnologiesOfProgramming/lab05/Lab05_Report_Kiryushin.docx
@@ -4,6 +4,16 @@
   <w:body>
     <w:p>
       <w:pPr>
+        <w:spacing w:after="100"/>
+        <w:jc w:val="center"/>
+      </w:pPr>
+      <w:r>
+        <w:t>Федеральное государственное автономное образовательное учреждение высшего образования</w:t>
+      </w:r>
+    </w:p>
+    <w:p>
+      <w:pPr>
+        <w:spacing w:after="100"/>
         <w:jc w:val="center"/>
       </w:pPr>
       <w:r>
@@ -12,6 +22,7 @@
     </w:p>
     <w:p>
       <w:pPr>
+        <w:spacing w:after="100"/>
         <w:jc w:val="center"/>
       </w:pPr>
       <w:r>
@@ -20,13 +31,13 @@
     </w:p>
     <w:p>
       <w:pPr>
+        <w:spacing w:after="100"/>
         <w:jc w:val="center"/>
       </w:pPr>
       <w:r>
         <w:t>Кафедра инфокоммуникационных технологий</w:t>
       </w:r>
     </w:p>
-    <w:p/>
     <w:p/>
     <w:p/>
     <w:p/>
@@ -44,10 +55,11 @@
         <w:br/>
         <w:t>по лабораторной работе № 5</w:t>
         <w:br/>
-        <w:t>«Структурные паттерны проектирования»</w:t>
+        <w:t>по дисциплине «Технологии программирования»</w:t>
+        <w:br/>
+        <w:t>на тему «Структурные паттерны проектирования»</w:t>
       </w:r>
     </w:p>
-    <w:p/>
     <w:p/>
     <w:p/>
     <w:p/>
@@ -57,14 +69,18 @@
         <w:jc w:val="right"/>
       </w:pPr>
       <w:r>
-        <w:t>Выполнил: Кирюшин Алексей Александрович</w:t>
+        <w:t>Выполнил:</w:t>
         <w:br/>
-        <w:t>Группа: БИВТ-25-4-6</w:t>
+        <w:t>студент группы БИВТ-25-4-6</w:t>
         <w:br/>
-        <w:t>Проверил: Пискунов Степан Александрович</w:t>
+        <w:t>Кирюшин Алексей Александрович</w:t>
+        <w:br/>
+        <w:br/>
+        <w:t>Проверил:</w:t>
+        <w:br/>
+        <w:t>Пискунов Степан Александрович</w:t>
       </w:r>
     </w:p>
-    <w:p/>
     <w:p/>
     <w:p/>
     <w:p/>
@@ -99,7 +115,7 @@
     </w:p>
     <w:p>
       <w:r>
-        <w:t>Использовать Proxy, Bridge и Adapter для управления доступом, разделения абстракции и адаптации старого интерфейса.</w:t>
+        <w:t>Применить Proxy, Bridge и Adapter, показав контроль доступа к игровым данным, разделение абстракции и реализации отображения, а также интеграцию устаревшего интерфейса.</w:t>
       </w:r>
     </w:p>
     <w:p>
@@ -112,7 +128,7 @@
     </w:p>
     <w:p>
       <w:r>
-        <w:t>Proxy скрывает юниты за туманом войны; Bridge отделяет отображение юнита от конкретного рендерера; Adapter преобразует вызов современного интерфейса атаки в вызов старого боевого орудия.</w:t>
+        <w:t>Лабораторная требует реализовать Proxy, Bridge и Adapter. Паттерны применены к туману войны, рендерингу карты и подключению старого орудия к актуальному интерфейсу атакующего объекта.</w:t>
       </w:r>
     </w:p>
     <w:p>
@@ -120,12 +136,59 @@
         <w:pStyle w:val="Heading2"/>
       </w:pPr>
       <w:r>
-        <w:t>Ход работы и реализация</w:t>
+        <w:t>Ход работы</w:t>
+      </w:r>
+    </w:p>
+    <w:p>
+      <w:pPr>
+        <w:pStyle w:val="Heading3"/>
+      </w:pPr>
+      <w:r>
+        <w:t>Proxy: ограничение видимости</w:t>
       </w:r>
     </w:p>
     <w:p>
       <w:r>
-        <w:t>Программа демонстрирует видимую область карты, компактное представление через renderer и вызов legacy-орудия через адаптер.</w:t>
+        <w:t>RealMap возвращает полный список юнитов. FogOfWarProxy реализует тот же MapView, но оставляет в ответе только записи, id которых входят в visibleIds. Клиент отрисовки получает интерфейс карты и не обязан проверять правила тумана войны при каждом чтении.</w:t>
+      </w:r>
+    </w:p>
+    <w:p>
+      <w:pPr>
+        <w:pStyle w:val="Heading3"/>
+      </w:pPr>
+      <w:r>
+        <w:t>Bridge: независимые модель и рендерер</w:t>
+      </w:r>
+    </w:p>
+    <w:p>
+      <w:r>
+        <w:t>MapRenderer объявляет операцию render. TextRenderer и CompactRenderer по-разному форматируют список объектов. GameMap хранит интерфейс MapRenderer, а не конкретную реализацию. Благодаря этому способ отображения можно менять без изменения модели карты, и новые рендереры можно добавлять отдельно.</w:t>
+      </w:r>
+    </w:p>
+    <w:p>
+      <w:pPr>
+        <w:pStyle w:val="Heading3"/>
+      </w:pPr>
+      <w:r>
+        <w:t>Adapter: совместимость с LegacyCannon</w:t>
+      </w:r>
+    </w:p>
+    <w:p>
+      <w:r>
+        <w:t>Старое орудие предоставляет fireAt(x, y), тогда как актуальный контракт Attacker принимает UnitView. CannonAdapter реализует Attacker и преобразует единый объект цели в координаты старого вызова. Клиент взаимодействует с адаптером через современный интерфейс, не меняя LegacyCannon.</w:t>
+      </w:r>
+    </w:p>
+    <w:p>
+      <w:pPr>
+        <w:pStyle w:val="Heading3"/>
+      </w:pPr>
+      <w:r>
+        <w:t>Сценарий проверки</w:t>
+      </w:r>
+    </w:p>
+    <w:p>
+      <w:r>
+        <w:t>На карте присутствуют Лучник с id=1 и Орк с id=2. Proxy разрешает видеть только id=1. Оба рендерера получают отфильтрованный список: текстовый вывод показывает только лучника, компактный вывод — ту же сущность в краткой форме. Адаптер получает цель Orc в координате (7, 4) и передаёт эти значения старому орудию.</w:t>
       </w:r>
     </w:p>
     <w:p>
@@ -133,12 +196,139 @@
         <w:pStyle w:val="Heading2"/>
       </w:pPr>
       <w:r>
-        <w:t>Результаты и проверка</w:t>
+        <w:t>Проверка работы программы</w:t>
       </w:r>
     </w:p>
     <w:p>
       <w:r>
-        <w:t>Фактический вывод `:lab05:run`: Proxy отображает Лучника в позиции (2, 3); Bridge выводит `Лучник@2:3`; Adapter вызывает старое орудие по координатам (7, 4). Сборка Gradle успешна.</w:t>
+        <w:t>Для проверки выполнены команды из каталога 03TechnologiesOfProgramming. Ниже приведён наблюдаемый фрагмент результата запуска; для лабораторной №5 он получен непосредственно при выполнении указанной команды.</w:t>
+      </w:r>
+    </w:p>
+    <w:tbl>
+      <w:tblPr>
+        <w:tblW w:type="auto" w:w="0"/>
+        <w:tblLayout w:type="autofit"/>
+        <w:tblLook w:firstColumn="1" w:firstRow="1" w:lastColumn="0" w:lastRow="0" w:noHBand="0" w:noVBand="1" w:val="04A0"/>
+      </w:tblPr>
+      <w:tblGrid>
+        <w:gridCol w:w="9746"/>
+      </w:tblGrid>
+      <w:tr>
+        <w:tc>
+          <w:tcPr>
+            <w:tcW w:type="dxa" w:w="9746"/>
+            <w:shd w:fill="F1F3F5"/>
+          </w:tcPr>
+          <w:p>
+            <w:pPr>
+              <w:spacing w:after="0" w:line="240" w:lineRule="auto"/>
+            </w:pPr>
+            <w:r>
+              <w:rPr>
+                <w:rFonts w:ascii="Courier New" w:hAnsi="Courier New"/>
+                <w:sz w:val="16"/>
+              </w:rPr>
+              <w:t>$ ./gradlew :lab05:run</w:t>
+            </w:r>
+          </w:p>
+          <w:p>
+            <w:pPr>
+              <w:spacing w:after="0" w:line="240" w:lineRule="auto"/>
+            </w:pPr>
+            <w:r>
+              <w:rPr>
+                <w:rFonts w:ascii="Courier New" w:hAnsi="Courier New"/>
+                <w:sz w:val="16"/>
+              </w:rPr>
+              <w:t>Proxy (туман войны):</w:t>
+            </w:r>
+          </w:p>
+          <w:p>
+            <w:pPr>
+              <w:spacing w:after="0" w:line="240" w:lineRule="auto"/>
+            </w:pPr>
+            <w:r>
+              <w:rPr>
+                <w:rFonts w:ascii="Courier New" w:hAnsi="Courier New"/>
+                <w:sz w:val="16"/>
+              </w:rPr>
+              <w:t>Лучник (2, 3)</w:t>
+            </w:r>
+          </w:p>
+          <w:p>
+            <w:pPr>
+              <w:spacing w:after="0" w:line="240" w:lineRule="auto"/>
+            </w:pPr>
+            <w:r>
+              <w:rPr>
+                <w:rFonts w:ascii="Courier New" w:hAnsi="Courier New"/>
+                <w:sz w:val="16"/>
+              </w:rPr>
+              <w:t>Bridge с компактным рендерером: Лучник@2:3</w:t>
+            </w:r>
+          </w:p>
+          <w:p>
+            <w:pPr>
+              <w:spacing w:after="0" w:line="240" w:lineRule="auto"/>
+            </w:pPr>
+            <w:r>
+              <w:rPr>
+                <w:rFonts w:ascii="Courier New" w:hAnsi="Courier New"/>
+                <w:sz w:val="16"/>
+              </w:rPr>
+              <w:t>Adapter:</w:t>
+            </w:r>
+          </w:p>
+          <w:p>
+            <w:pPr>
+              <w:spacing w:after="0" w:line="240" w:lineRule="auto"/>
+            </w:pPr>
+            <w:r>
+              <w:rPr>
+                <w:rFonts w:ascii="Courier New" w:hAnsi="Courier New"/>
+                <w:sz w:val="16"/>
+              </w:rPr>
+              <w:t>Старое орудие стреляет по координатам (7, 4)</w:t>
+            </w:r>
+          </w:p>
+          <w:p>
+            <w:pPr>
+              <w:spacing w:after="0" w:line="240" w:lineRule="auto"/>
+            </w:pPr>
+            <w:r>
+              <w:rPr>
+                <w:rFonts w:ascii="Courier New" w:hAnsi="Courier New"/>
+                <w:sz w:val="16"/>
+              </w:rPr>
+              <w:t>$ ./gradlew build</w:t>
+            </w:r>
+          </w:p>
+          <w:p>
+            <w:pPr>
+              <w:spacing w:after="0" w:line="240" w:lineRule="auto"/>
+            </w:pPr>
+            <w:r>
+              <w:rPr>
+                <w:rFonts w:ascii="Courier New" w:hAnsi="Courier New"/>
+                <w:sz w:val="16"/>
+              </w:rPr>
+              <w:t>BUILD SUCCESSFUL</w:t>
+            </w:r>
+          </w:p>
+        </w:tc>
+      </w:tr>
+    </w:tbl>
+    <w:p>
+      <w:pPr>
+        <w:pStyle w:val="Heading2"/>
+      </w:pPr>
+      <w:r>
+        <w:t>Анализ результата</w:t>
+      </w:r>
+    </w:p>
+    <w:p>
+      <w:r>
+        <w:t>Видимый список ограничен до передачи рендереру, поэтому скрытый орк не появляется в обоих вариантах отображения. Вызов адаптера, напротив, намеренно направляется на орка и демонстрирует перевод интерфейса кода, а не фильтрацию данных. Это различие позволяет увидеть самостоятельную задачу каждого паттерна.</w:t>
       </w:r>
     </w:p>
     <w:p>
@@ -151,12 +341,733 @@
     </w:p>
     <w:p>
       <w:r>
-        <w:t>Структурные паттерны связывают компоненты через узкие адаптирующие слои и помогают заменять внутренние реализации.</w:t>
+        <w:t>Proxy контролирует доступ, Bridge позволяет независимо заменять рендерер, а Adapter согласует несовместимые интерфейсы. В примере каждый паттерн оформлен отдельной парой контрактов и реализаций.</w:t>
       </w:r>
     </w:p>
+    <w:p>
+      <w:pPr>
+        <w:pStyle w:val="Heading2"/>
+      </w:pPr>
+      <w:r>
+        <w:t>Источник задания</w:t>
+      </w:r>
+    </w:p>
+    <w:p>
+      <w:r>
+        <w:t>https://github.com/Glasov/tp/blob/master/labs/laba5/laba5.md</w:t>
+      </w:r>
+    </w:p>
+    <w:p>
+      <w:r>
+        <w:br w:type="page"/>
+      </w:r>
+    </w:p>
+    <w:p>
+      <w:pPr>
+        <w:pStyle w:val="Heading1"/>
+      </w:pPr>
+      <w:r>
+        <w:t>Приложение. Исходный код Main.kt</w:t>
+      </w:r>
+    </w:p>
+    <w:p>
+      <w:r>
+        <w:t>Листинг приведён по файлу lab05/src/main/kotlin/lab05/Main.kt из состава лабораторной работы.</w:t>
+      </w:r>
+    </w:p>
+    <w:tbl>
+      <w:tblPr>
+        <w:tblW w:type="auto" w:w="0"/>
+        <w:tblLayout w:type="autofit"/>
+        <w:tblLook w:firstColumn="1" w:firstRow="1" w:lastColumn="0" w:lastRow="0" w:noHBand="0" w:noVBand="1" w:val="04A0"/>
+      </w:tblPr>
+      <w:tblGrid>
+        <w:gridCol w:w="9746"/>
+      </w:tblGrid>
+      <w:tr>
+        <w:tc>
+          <w:tcPr>
+            <w:tcW w:type="dxa" w:w="9746"/>
+            <w:shd w:fill="F1F3F5"/>
+          </w:tcPr>
+          <w:p>
+            <w:pPr>
+              <w:spacing w:after="0" w:line="240" w:lineRule="auto"/>
+            </w:pPr>
+            <w:r>
+              <w:rPr>
+                <w:rFonts w:ascii="Courier New" w:hAnsi="Courier New"/>
+                <w:sz w:val="16"/>
+              </w:rPr>
+              <w:t>001  package lab05</w:t>
+            </w:r>
+          </w:p>
+          <w:p>
+            <w:pPr>
+              <w:spacing w:after="0" w:line="240" w:lineRule="auto"/>
+            </w:pPr>
+            <w:r>
+              <w:rPr>
+                <w:rFonts w:ascii="Courier New" w:hAnsi="Courier New"/>
+                <w:sz w:val="16"/>
+              </w:rPr>
+              <w:t xml:space="preserve">002  </w:t>
+            </w:r>
+          </w:p>
+          <w:p>
+            <w:pPr>
+              <w:spacing w:after="0" w:line="240" w:lineRule="auto"/>
+            </w:pPr>
+            <w:r>
+              <w:rPr>
+                <w:rFonts w:ascii="Courier New" w:hAnsi="Courier New"/>
+                <w:sz w:val="16"/>
+              </w:rPr>
+              <w:t>003  data class UnitView(val id: Int, val name: String, val x: Int, val y: Int)</w:t>
+            </w:r>
+          </w:p>
+          <w:p>
+            <w:pPr>
+              <w:spacing w:after="0" w:line="240" w:lineRule="auto"/>
+            </w:pPr>
+            <w:r>
+              <w:rPr>
+                <w:rFonts w:ascii="Courier New" w:hAnsi="Courier New"/>
+                <w:sz w:val="16"/>
+              </w:rPr>
+              <w:t xml:space="preserve">004  </w:t>
+            </w:r>
+          </w:p>
+          <w:p>
+            <w:pPr>
+              <w:spacing w:after="0" w:line="240" w:lineRule="auto"/>
+            </w:pPr>
+            <w:r>
+              <w:rPr>
+                <w:rFonts w:ascii="Courier New" w:hAnsi="Courier New"/>
+                <w:sz w:val="16"/>
+              </w:rPr>
+              <w:t>005  interface MapView {</w:t>
+            </w:r>
+          </w:p>
+          <w:p>
+            <w:pPr>
+              <w:spacing w:after="0" w:line="240" w:lineRule="auto"/>
+            </w:pPr>
+            <w:r>
+              <w:rPr>
+                <w:rFonts w:ascii="Courier New" w:hAnsi="Courier New"/>
+                <w:sz w:val="16"/>
+              </w:rPr>
+              <w:t>006      fun visibleUnits(): List&lt;UnitView&gt;</w:t>
+            </w:r>
+          </w:p>
+          <w:p>
+            <w:pPr>
+              <w:spacing w:after="0" w:line="240" w:lineRule="auto"/>
+            </w:pPr>
+            <w:r>
+              <w:rPr>
+                <w:rFonts w:ascii="Courier New" w:hAnsi="Courier New"/>
+                <w:sz w:val="16"/>
+              </w:rPr>
+              <w:t>007  }</w:t>
+            </w:r>
+          </w:p>
+          <w:p>
+            <w:pPr>
+              <w:spacing w:after="0" w:line="240" w:lineRule="auto"/>
+            </w:pPr>
+            <w:r>
+              <w:rPr>
+                <w:rFonts w:ascii="Courier New" w:hAnsi="Courier New"/>
+                <w:sz w:val="16"/>
+              </w:rPr>
+              <w:t xml:space="preserve">008  </w:t>
+            </w:r>
+          </w:p>
+          <w:p>
+            <w:pPr>
+              <w:spacing w:after="0" w:line="240" w:lineRule="auto"/>
+            </w:pPr>
+            <w:r>
+              <w:rPr>
+                <w:rFonts w:ascii="Courier New" w:hAnsi="Courier New"/>
+                <w:sz w:val="16"/>
+              </w:rPr>
+              <w:t>009  class RealMap(private val units: List&lt;UnitView&gt;) : MapView {</w:t>
+            </w:r>
+          </w:p>
+          <w:p>
+            <w:pPr>
+              <w:spacing w:after="0" w:line="240" w:lineRule="auto"/>
+            </w:pPr>
+            <w:r>
+              <w:rPr>
+                <w:rFonts w:ascii="Courier New" w:hAnsi="Courier New"/>
+                <w:sz w:val="16"/>
+              </w:rPr>
+              <w:t>010      override fun visibleUnits() = units</w:t>
+            </w:r>
+          </w:p>
+          <w:p>
+            <w:pPr>
+              <w:spacing w:after="0" w:line="240" w:lineRule="auto"/>
+            </w:pPr>
+            <w:r>
+              <w:rPr>
+                <w:rFonts w:ascii="Courier New" w:hAnsi="Courier New"/>
+                <w:sz w:val="16"/>
+              </w:rPr>
+              <w:t>011  }</w:t>
+            </w:r>
+          </w:p>
+          <w:p>
+            <w:pPr>
+              <w:spacing w:after="0" w:line="240" w:lineRule="auto"/>
+            </w:pPr>
+            <w:r>
+              <w:rPr>
+                <w:rFonts w:ascii="Courier New" w:hAnsi="Courier New"/>
+                <w:sz w:val="16"/>
+              </w:rPr>
+              <w:t xml:space="preserve">012  </w:t>
+            </w:r>
+          </w:p>
+          <w:p>
+            <w:pPr>
+              <w:spacing w:after="0" w:line="240" w:lineRule="auto"/>
+            </w:pPr>
+            <w:r>
+              <w:rPr>
+                <w:rFonts w:ascii="Courier New" w:hAnsi="Courier New"/>
+                <w:sz w:val="16"/>
+              </w:rPr>
+              <w:t>013  class FogOfWarProxy(private val realMap: MapView, private val visibleIds: Set&lt;Int&gt;) : MapView {</w:t>
+            </w:r>
+          </w:p>
+          <w:p>
+            <w:pPr>
+              <w:spacing w:after="0" w:line="240" w:lineRule="auto"/>
+            </w:pPr>
+            <w:r>
+              <w:rPr>
+                <w:rFonts w:ascii="Courier New" w:hAnsi="Courier New"/>
+                <w:sz w:val="16"/>
+              </w:rPr>
+              <w:t>014      override fun visibleUnits() = realMap.visibleUnits().filter { it.id in visibleIds }</w:t>
+            </w:r>
+          </w:p>
+          <w:p>
+            <w:pPr>
+              <w:spacing w:after="0" w:line="240" w:lineRule="auto"/>
+            </w:pPr>
+            <w:r>
+              <w:rPr>
+                <w:rFonts w:ascii="Courier New" w:hAnsi="Courier New"/>
+                <w:sz w:val="16"/>
+              </w:rPr>
+              <w:t>015  }</w:t>
+            </w:r>
+          </w:p>
+          <w:p>
+            <w:pPr>
+              <w:spacing w:after="0" w:line="240" w:lineRule="auto"/>
+            </w:pPr>
+            <w:r>
+              <w:rPr>
+                <w:rFonts w:ascii="Courier New" w:hAnsi="Courier New"/>
+                <w:sz w:val="16"/>
+              </w:rPr>
+              <w:t xml:space="preserve">016  </w:t>
+            </w:r>
+          </w:p>
+          <w:p>
+            <w:pPr>
+              <w:spacing w:after="0" w:line="240" w:lineRule="auto"/>
+            </w:pPr>
+            <w:r>
+              <w:rPr>
+                <w:rFonts w:ascii="Courier New" w:hAnsi="Courier New"/>
+                <w:sz w:val="16"/>
+              </w:rPr>
+              <w:t>017  interface MapRenderer {</w:t>
+            </w:r>
+          </w:p>
+          <w:p>
+            <w:pPr>
+              <w:spacing w:after="0" w:line="240" w:lineRule="auto"/>
+            </w:pPr>
+            <w:r>
+              <w:rPr>
+                <w:rFonts w:ascii="Courier New" w:hAnsi="Courier New"/>
+                <w:sz w:val="16"/>
+              </w:rPr>
+              <w:t>018      fun render(units: List&lt;UnitView&gt;): String</w:t>
+            </w:r>
+          </w:p>
+          <w:p>
+            <w:pPr>
+              <w:spacing w:after="0" w:line="240" w:lineRule="auto"/>
+            </w:pPr>
+            <w:r>
+              <w:rPr>
+                <w:rFonts w:ascii="Courier New" w:hAnsi="Courier New"/>
+                <w:sz w:val="16"/>
+              </w:rPr>
+              <w:t>019  }</w:t>
+            </w:r>
+          </w:p>
+          <w:p>
+            <w:pPr>
+              <w:spacing w:after="0" w:line="240" w:lineRule="auto"/>
+            </w:pPr>
+            <w:r>
+              <w:rPr>
+                <w:rFonts w:ascii="Courier New" w:hAnsi="Courier New"/>
+                <w:sz w:val="16"/>
+              </w:rPr>
+              <w:t xml:space="preserve">020  </w:t>
+            </w:r>
+          </w:p>
+          <w:p>
+            <w:pPr>
+              <w:spacing w:after="0" w:line="240" w:lineRule="auto"/>
+            </w:pPr>
+            <w:r>
+              <w:rPr>
+                <w:rFonts w:ascii="Courier New" w:hAnsi="Courier New"/>
+                <w:sz w:val="16"/>
+              </w:rPr>
+              <w:t>021  class TextRenderer : MapRenderer {</w:t>
+            </w:r>
+          </w:p>
+          <w:p>
+            <w:pPr>
+              <w:spacing w:after="0" w:line="240" w:lineRule="auto"/>
+            </w:pPr>
+            <w:r>
+              <w:rPr>
+                <w:rFonts w:ascii="Courier New" w:hAnsi="Courier New"/>
+                <w:sz w:val="16"/>
+              </w:rPr>
+              <w:t>022      override fun render(units: List&lt;UnitView&gt;) = units.joinToString("\n") {</w:t>
+            </w:r>
+          </w:p>
+          <w:p>
+            <w:pPr>
+              <w:spacing w:after="0" w:line="240" w:lineRule="auto"/>
+            </w:pPr>
+            <w:r>
+              <w:rPr>
+                <w:rFonts w:ascii="Courier New" w:hAnsi="Courier New"/>
+                <w:sz w:val="16"/>
+              </w:rPr>
+              <w:t>023          "${it.name} (${it.x}, ${it.y})"</w:t>
+            </w:r>
+          </w:p>
+          <w:p>
+            <w:pPr>
+              <w:spacing w:after="0" w:line="240" w:lineRule="auto"/>
+            </w:pPr>
+            <w:r>
+              <w:rPr>
+                <w:rFonts w:ascii="Courier New" w:hAnsi="Courier New"/>
+                <w:sz w:val="16"/>
+              </w:rPr>
+              <w:t>024      }</w:t>
+            </w:r>
+          </w:p>
+          <w:p>
+            <w:pPr>
+              <w:spacing w:after="0" w:line="240" w:lineRule="auto"/>
+            </w:pPr>
+            <w:r>
+              <w:rPr>
+                <w:rFonts w:ascii="Courier New" w:hAnsi="Courier New"/>
+                <w:sz w:val="16"/>
+              </w:rPr>
+              <w:t>025  }</w:t>
+            </w:r>
+          </w:p>
+          <w:p>
+            <w:pPr>
+              <w:spacing w:after="0" w:line="240" w:lineRule="auto"/>
+            </w:pPr>
+            <w:r>
+              <w:rPr>
+                <w:rFonts w:ascii="Courier New" w:hAnsi="Courier New"/>
+                <w:sz w:val="16"/>
+              </w:rPr>
+              <w:t xml:space="preserve">026  </w:t>
+            </w:r>
+          </w:p>
+          <w:p>
+            <w:pPr>
+              <w:spacing w:after="0" w:line="240" w:lineRule="auto"/>
+            </w:pPr>
+            <w:r>
+              <w:rPr>
+                <w:rFonts w:ascii="Courier New" w:hAnsi="Courier New"/>
+                <w:sz w:val="16"/>
+              </w:rPr>
+              <w:t>027  class CompactRenderer : MapRenderer {</w:t>
+            </w:r>
+          </w:p>
+          <w:p>
+            <w:pPr>
+              <w:spacing w:after="0" w:line="240" w:lineRule="auto"/>
+            </w:pPr>
+            <w:r>
+              <w:rPr>
+                <w:rFonts w:ascii="Courier New" w:hAnsi="Courier New"/>
+                <w:sz w:val="16"/>
+              </w:rPr>
+              <w:t>028      override fun render(units: List&lt;UnitView&gt;) = units.joinToString(" | ") { "${it.name}@${it.x}:${it.y}" }</w:t>
+            </w:r>
+          </w:p>
+          <w:p>
+            <w:pPr>
+              <w:spacing w:after="0" w:line="240" w:lineRule="auto"/>
+            </w:pPr>
+            <w:r>
+              <w:rPr>
+                <w:rFonts w:ascii="Courier New" w:hAnsi="Courier New"/>
+                <w:sz w:val="16"/>
+              </w:rPr>
+              <w:t>029  }</w:t>
+            </w:r>
+          </w:p>
+          <w:p>
+            <w:pPr>
+              <w:spacing w:after="0" w:line="240" w:lineRule="auto"/>
+            </w:pPr>
+            <w:r>
+              <w:rPr>
+                <w:rFonts w:ascii="Courier New" w:hAnsi="Courier New"/>
+                <w:sz w:val="16"/>
+              </w:rPr>
+              <w:t xml:space="preserve">030  </w:t>
+            </w:r>
+          </w:p>
+          <w:p>
+            <w:pPr>
+              <w:spacing w:after="0" w:line="240" w:lineRule="auto"/>
+            </w:pPr>
+            <w:r>
+              <w:rPr>
+                <w:rFonts w:ascii="Courier New" w:hAnsi="Courier New"/>
+                <w:sz w:val="16"/>
+              </w:rPr>
+              <w:t>031  class GameMap(private val renderer: MapRenderer) {</w:t>
+            </w:r>
+          </w:p>
+          <w:p>
+            <w:pPr>
+              <w:spacing w:after="0" w:line="240" w:lineRule="auto"/>
+            </w:pPr>
+            <w:r>
+              <w:rPr>
+                <w:rFonts w:ascii="Courier New" w:hAnsi="Courier New"/>
+                <w:sz w:val="16"/>
+              </w:rPr>
+              <w:t>032      fun draw(view: MapView) = renderer.render(view.visibleUnits())</w:t>
+            </w:r>
+          </w:p>
+          <w:p>
+            <w:pPr>
+              <w:spacing w:after="0" w:line="240" w:lineRule="auto"/>
+            </w:pPr>
+            <w:r>
+              <w:rPr>
+                <w:rFonts w:ascii="Courier New" w:hAnsi="Courier New"/>
+                <w:sz w:val="16"/>
+              </w:rPr>
+              <w:t>033  }</w:t>
+            </w:r>
+          </w:p>
+          <w:p>
+            <w:pPr>
+              <w:spacing w:after="0" w:line="240" w:lineRule="auto"/>
+            </w:pPr>
+            <w:r>
+              <w:rPr>
+                <w:rFonts w:ascii="Courier New" w:hAnsi="Courier New"/>
+                <w:sz w:val="16"/>
+              </w:rPr>
+              <w:t xml:space="preserve">034  </w:t>
+            </w:r>
+          </w:p>
+          <w:p>
+            <w:pPr>
+              <w:spacing w:after="0" w:line="240" w:lineRule="auto"/>
+            </w:pPr>
+            <w:r>
+              <w:rPr>
+                <w:rFonts w:ascii="Courier New" w:hAnsi="Courier New"/>
+                <w:sz w:val="16"/>
+              </w:rPr>
+              <w:t>035  interface Attacker {</w:t>
+            </w:r>
+          </w:p>
+          <w:p>
+            <w:pPr>
+              <w:spacing w:after="0" w:line="240" w:lineRule="auto"/>
+            </w:pPr>
+            <w:r>
+              <w:rPr>
+                <w:rFonts w:ascii="Courier New" w:hAnsi="Courier New"/>
+                <w:sz w:val="16"/>
+              </w:rPr>
+              <w:t>036      fun attack(target: UnitView)</w:t>
+            </w:r>
+          </w:p>
+          <w:p>
+            <w:pPr>
+              <w:spacing w:after="0" w:line="240" w:lineRule="auto"/>
+            </w:pPr>
+            <w:r>
+              <w:rPr>
+                <w:rFonts w:ascii="Courier New" w:hAnsi="Courier New"/>
+                <w:sz w:val="16"/>
+              </w:rPr>
+              <w:t>037  }</w:t>
+            </w:r>
+          </w:p>
+          <w:p>
+            <w:pPr>
+              <w:spacing w:after="0" w:line="240" w:lineRule="auto"/>
+            </w:pPr>
+            <w:r>
+              <w:rPr>
+                <w:rFonts w:ascii="Courier New" w:hAnsi="Courier New"/>
+                <w:sz w:val="16"/>
+              </w:rPr>
+              <w:t xml:space="preserve">038  </w:t>
+            </w:r>
+          </w:p>
+          <w:p>
+            <w:pPr>
+              <w:spacing w:after="0" w:line="240" w:lineRule="auto"/>
+            </w:pPr>
+            <w:r>
+              <w:rPr>
+                <w:rFonts w:ascii="Courier New" w:hAnsi="Courier New"/>
+                <w:sz w:val="16"/>
+              </w:rPr>
+              <w:t>039  class LegacyCannon {</w:t>
+            </w:r>
+          </w:p>
+          <w:p>
+            <w:pPr>
+              <w:spacing w:after="0" w:line="240" w:lineRule="auto"/>
+            </w:pPr>
+            <w:r>
+              <w:rPr>
+                <w:rFonts w:ascii="Courier New" w:hAnsi="Courier New"/>
+                <w:sz w:val="16"/>
+              </w:rPr>
+              <w:t>040      fun fireAt(x: Int, y: Int) = println("Старое орудие стреляет по координатам ($x, $y)")</w:t>
+            </w:r>
+          </w:p>
+          <w:p>
+            <w:pPr>
+              <w:spacing w:after="0" w:line="240" w:lineRule="auto"/>
+            </w:pPr>
+            <w:r>
+              <w:rPr>
+                <w:rFonts w:ascii="Courier New" w:hAnsi="Courier New"/>
+                <w:sz w:val="16"/>
+              </w:rPr>
+              <w:t>041  }</w:t>
+            </w:r>
+          </w:p>
+          <w:p>
+            <w:pPr>
+              <w:spacing w:after="0" w:line="240" w:lineRule="auto"/>
+            </w:pPr>
+            <w:r>
+              <w:rPr>
+                <w:rFonts w:ascii="Courier New" w:hAnsi="Courier New"/>
+                <w:sz w:val="16"/>
+              </w:rPr>
+              <w:t xml:space="preserve">042  </w:t>
+            </w:r>
+          </w:p>
+          <w:p>
+            <w:pPr>
+              <w:spacing w:after="0" w:line="240" w:lineRule="auto"/>
+            </w:pPr>
+            <w:r>
+              <w:rPr>
+                <w:rFonts w:ascii="Courier New" w:hAnsi="Courier New"/>
+                <w:sz w:val="16"/>
+              </w:rPr>
+              <w:t>043  class CannonAdapter(private val cannon: LegacyCannon) : Attacker {</w:t>
+            </w:r>
+          </w:p>
+          <w:p>
+            <w:pPr>
+              <w:spacing w:after="0" w:line="240" w:lineRule="auto"/>
+            </w:pPr>
+            <w:r>
+              <w:rPr>
+                <w:rFonts w:ascii="Courier New" w:hAnsi="Courier New"/>
+                <w:sz w:val="16"/>
+              </w:rPr>
+              <w:t>044      override fun attack(target: UnitView) = cannon.fireAt(target.x, target.y)</w:t>
+            </w:r>
+          </w:p>
+          <w:p>
+            <w:pPr>
+              <w:spacing w:after="0" w:line="240" w:lineRule="auto"/>
+            </w:pPr>
+            <w:r>
+              <w:rPr>
+                <w:rFonts w:ascii="Courier New" w:hAnsi="Courier New"/>
+                <w:sz w:val="16"/>
+              </w:rPr>
+              <w:t>045  }</w:t>
+            </w:r>
+          </w:p>
+          <w:p>
+            <w:pPr>
+              <w:spacing w:after="0" w:line="240" w:lineRule="auto"/>
+            </w:pPr>
+            <w:r>
+              <w:rPr>
+                <w:rFonts w:ascii="Courier New" w:hAnsi="Courier New"/>
+                <w:sz w:val="16"/>
+              </w:rPr>
+              <w:t xml:space="preserve">046  </w:t>
+            </w:r>
+          </w:p>
+          <w:p>
+            <w:pPr>
+              <w:spacing w:after="0" w:line="240" w:lineRule="auto"/>
+            </w:pPr>
+            <w:r>
+              <w:rPr>
+                <w:rFonts w:ascii="Courier New" w:hAnsi="Courier New"/>
+                <w:sz w:val="16"/>
+              </w:rPr>
+              <w:t>047  fun main() {</w:t>
+            </w:r>
+          </w:p>
+          <w:p>
+            <w:pPr>
+              <w:spacing w:after="0" w:line="240" w:lineRule="auto"/>
+            </w:pPr>
+            <w:r>
+              <w:rPr>
+                <w:rFonts w:ascii="Courier New" w:hAnsi="Courier New"/>
+                <w:sz w:val="16"/>
+              </w:rPr>
+              <w:t>048      val units = listOf(UnitView(1, "Лучник", 2, 3), UnitView(2, "Орк", 7, 4))</w:t>
+            </w:r>
+          </w:p>
+          <w:p>
+            <w:pPr>
+              <w:spacing w:after="0" w:line="240" w:lineRule="auto"/>
+            </w:pPr>
+            <w:r>
+              <w:rPr>
+                <w:rFonts w:ascii="Courier New" w:hAnsi="Courier New"/>
+                <w:sz w:val="16"/>
+              </w:rPr>
+              <w:t>049      val restrictedView = FogOfWarProxy(RealMap(units), visibleIds = setOf(1))</w:t>
+            </w:r>
+          </w:p>
+          <w:p>
+            <w:pPr>
+              <w:spacing w:after="0" w:line="240" w:lineRule="auto"/>
+            </w:pPr>
+            <w:r>
+              <w:rPr>
+                <w:rFonts w:ascii="Courier New" w:hAnsi="Courier New"/>
+                <w:sz w:val="16"/>
+              </w:rPr>
+              <w:t xml:space="preserve">050  </w:t>
+            </w:r>
+          </w:p>
+          <w:p>
+            <w:pPr>
+              <w:spacing w:after="0" w:line="240" w:lineRule="auto"/>
+            </w:pPr>
+            <w:r>
+              <w:rPr>
+                <w:rFonts w:ascii="Courier New" w:hAnsi="Courier New"/>
+                <w:sz w:val="16"/>
+              </w:rPr>
+              <w:t>051      println("Proxy (туман войны):")</w:t>
+            </w:r>
+          </w:p>
+          <w:p>
+            <w:pPr>
+              <w:spacing w:after="0" w:line="240" w:lineRule="auto"/>
+            </w:pPr>
+            <w:r>
+              <w:rPr>
+                <w:rFonts w:ascii="Courier New" w:hAnsi="Courier New"/>
+                <w:sz w:val="16"/>
+              </w:rPr>
+              <w:t>052      println(GameMap(TextRenderer()).draw(restrictedView))</w:t>
+            </w:r>
+          </w:p>
+          <w:p>
+            <w:pPr>
+              <w:spacing w:after="0" w:line="240" w:lineRule="auto"/>
+            </w:pPr>
+            <w:r>
+              <w:rPr>
+                <w:rFonts w:ascii="Courier New" w:hAnsi="Courier New"/>
+                <w:sz w:val="16"/>
+              </w:rPr>
+              <w:t>053      println("Bridge с компактным рендерером: ${GameMap(CompactRenderer()).draw(restrictedView)}")</w:t>
+            </w:r>
+          </w:p>
+          <w:p>
+            <w:pPr>
+              <w:spacing w:after="0" w:line="240" w:lineRule="auto"/>
+            </w:pPr>
+            <w:r>
+              <w:rPr>
+                <w:rFonts w:ascii="Courier New" w:hAnsi="Courier New"/>
+                <w:sz w:val="16"/>
+              </w:rPr>
+              <w:t>054      println("Adapter:")</w:t>
+            </w:r>
+          </w:p>
+          <w:p>
+            <w:pPr>
+              <w:spacing w:after="0" w:line="240" w:lineRule="auto"/>
+            </w:pPr>
+            <w:r>
+              <w:rPr>
+                <w:rFonts w:ascii="Courier New" w:hAnsi="Courier New"/>
+                <w:sz w:val="16"/>
+              </w:rPr>
+              <w:t>055      CannonAdapter(LegacyCannon()).attack(units.last())</w:t>
+            </w:r>
+          </w:p>
+          <w:p>
+            <w:pPr>
+              <w:spacing w:after="0" w:line="240" w:lineRule="auto"/>
+            </w:pPr>
+            <w:r>
+              <w:rPr>
+                <w:rFonts w:ascii="Courier New" w:hAnsi="Courier New"/>
+                <w:sz w:val="16"/>
+              </w:rPr>
+              <w:t>056  }</w:t>
+            </w:r>
+          </w:p>
+        </w:tc>
+      </w:tr>
+    </w:tbl>
     <w:sectPr>
       <w:pgSz w:w="12240" w:h="15840"/>
-      <w:pgMar w:top="1134" w:right="850" w:bottom="1134" w:left="1701" w:header="720" w:footer="720" w:gutter="0"/>
+      <w:pgMar w:top="1134" w:right="1020" w:bottom="1134" w:left="1474" w:header="720" w:footer="720" w:gutter="0"/>
       <w:cols w:space="720"/>
       <w:docGrid w:linePitch="360"/>
     </w:sectPr>
@@ -527,6 +1438,9 @@
     <w:name w:val="Normal"/>
     <w:qFormat/>
     <w:rsid w:val="00FC693F"/>
+    <w:pPr>
+      <w:spacing w:after="140" w:line="269" w:lineRule="auto"/>
+    </w:pPr>
     <w:rPr>
       <w:rFonts w:ascii="Times New Roman" w:hAnsi="Times New Roman"/>
       <w:sz w:val="24"/>
@@ -594,8 +1508,7 @@
       <w:rFonts w:asciiTheme="majorHAnsi" w:eastAsiaTheme="majorEastAsia" w:hAnsiTheme="majorHAnsi" w:cstheme="majorBidi" w:ascii="Times New Roman" w:hAnsi="Times New Roman"/>
       <w:b/>
       <w:bCs/>
-      <w:color w:val="365F91" w:themeColor="accent1" w:themeShade="BF"/>
-      <w:sz w:val="28"/>
+      <w:sz w:val="32"/>
       <w:szCs w:val="28"/>
     </w:rPr>
   </w:style>
@@ -618,7 +1531,6 @@
       <w:rFonts w:asciiTheme="majorHAnsi" w:eastAsiaTheme="majorEastAsia" w:hAnsiTheme="majorHAnsi" w:cstheme="majorBidi" w:ascii="Times New Roman" w:hAnsi="Times New Roman"/>
       <w:b/>
       <w:bCs/>
-      <w:color w:val="4F81BD" w:themeColor="accent1"/>
       <w:sz w:val="26"/>
       <w:szCs w:val="26"/>
     </w:rPr>
